--- a/doc/tools/md2mdConvertor/md2manpage.docx
+++ b/doc/tools/md2mdConvertor/md2manpage.docx
@@ -534,13 +534,24 @@
     </w:p>
     <w:p>
       <w:pPr>
-        <w:rPr>
-          <w:rFonts w:hint="eastAsia"/>
-        </w:rPr>
-      </w:pPr>
-      <w:r>
-        <w:rPr>
-          <w:rFonts w:hint="eastAsia"/>
+        <w:pStyle w:val="Heading3"/>
+      </w:pPr>
+      <w:r>
+        <w:rPr>
+          <w:rFonts w:hint="eastAsia"/>
+        </w:rPr>
+        <w:t>2.1</w:t>
+      </w:r>
+      <w:r>
+        <w:rPr>
+          <w:rFonts w:hint="eastAsia"/>
+        </w:rPr>
+        <w:t>流程图</w:t>
+      </w:r>
+    </w:p>
+    <w:p>
+      <w:r>
+        <w:rPr>
           <w:noProof/>
         </w:rPr>
         <w:pict>
@@ -606,14 +617,8 @@
       </w:r>
     </w:p>
     <w:p>
-      <w:pPr>
-        <w:rPr>
-          <w:rFonts w:hint="eastAsia"/>
-        </w:rPr>
-      </w:pPr>
-      <w:r>
-        <w:rPr>
-          <w:rFonts w:hint="eastAsia"/>
+      <w:r>
+        <w:rPr>
           <w:noProof/>
         </w:rPr>
         <w:pict>
@@ -629,7 +634,13 @@
                     <w:rPr>
                       <w:rFonts w:hint="eastAsia"/>
                     </w:rPr>
-                    <w:t>md2md.exe</w:t>
+                    <w:t>md2TroffTool</w:t>
+                  </w:r>
+                  <w:r>
+                    <w:rPr>
+                      <w:rFonts w:hint="eastAsia"/>
+                    </w:rPr>
+                    <w:t>.exe</w:t>
                   </w:r>
                 </w:p>
               </w:txbxContent>
@@ -638,22 +649,10 @@
         </w:pict>
       </w:r>
     </w:p>
-    <w:p>
-      <w:pPr>
-        <w:rPr>
-          <w:rFonts w:hint="eastAsia"/>
-        </w:rPr>
-      </w:pPr>
-    </w:p>
-    <w:p>
-      <w:pPr>
-        <w:rPr>
-          <w:rFonts w:hint="eastAsia"/>
-        </w:rPr>
-      </w:pPr>
-      <w:r>
-        <w:rPr>
-          <w:rFonts w:hint="eastAsia"/>
+    <w:p/>
+    <w:p>
+      <w:r>
+        <w:rPr>
           <w:noProof/>
         </w:rPr>
         <w:pict>
@@ -715,14 +714,8 @@
       </w:r>
     </w:p>
     <w:p>
-      <w:pPr>
-        <w:rPr>
-          <w:rFonts w:hint="eastAsia"/>
-        </w:rPr>
-      </w:pPr>
-      <w:r>
-        <w:rPr>
-          <w:rFonts w:hint="eastAsia"/>
+      <w:r>
+        <w:rPr>
           <w:noProof/>
         </w:rPr>
         <w:pict>
@@ -749,22 +742,10 @@
         </w:pict>
       </w:r>
     </w:p>
-    <w:p>
-      <w:pPr>
-        <w:rPr>
-          <w:rFonts w:hint="eastAsia"/>
-        </w:rPr>
-      </w:pPr>
-    </w:p>
-    <w:p>
-      <w:pPr>
-        <w:rPr>
-          <w:rFonts w:hint="eastAsia"/>
-        </w:rPr>
-      </w:pPr>
-      <w:r>
-        <w:rPr>
-          <w:rFonts w:hint="eastAsia"/>
+    <w:p/>
+    <w:p>
+      <w:r>
+        <w:rPr>
           <w:noProof/>
         </w:rPr>
         <w:pict>
@@ -779,7 +760,13 @@
                     <w:rPr>
                       <w:rFonts w:hint="eastAsia"/>
                     </w:rPr>
-                    <w:t>.troff file</w:t>
+                    <w:t xml:space="preserve">middle </w:t>
+                  </w:r>
+                  <w:r>
+                    <w:rPr>
+                      <w:rFonts w:hint="eastAsia"/>
+                    </w:rPr>
+                    <w:t>troff file</w:t>
                   </w:r>
                 </w:p>
               </w:txbxContent>
@@ -789,11 +776,62 @@
       </w:r>
     </w:p>
     <w:p>
-      <w:pPr>
-        <w:rPr>
-          <w:rFonts w:hint="eastAsia"/>
-        </w:rPr>
-      </w:pPr>
+      <w:r>
+        <w:rPr>
+          <w:noProof/>
+        </w:rPr>
+        <w:pict>
+          <v:shape id="_x0000_s1038" type="#_x0000_t32" style="position:absolute;left:0;text-align:left;margin-left:112.45pt;margin-top:7.55pt;width:0;height:32.3pt;z-index:251666432" o:connectortype="straight">
+            <v:stroke endarrow="block"/>
+          </v:shape>
+        </w:pict>
+      </w:r>
+      <w:r>
+        <w:rPr>
+          <w:noProof/>
+        </w:rPr>
+        <w:pict>
+          <v:rect id="_x0000_s1035" style="position:absolute;left:0;text-align:left;margin-left:3pt;margin-top:39.85pt;width:236.6pt;height:22.4pt;z-index:251663360">
+            <v:textbox>
+              <w:txbxContent>
+                <w:p>
+                  <w:pPr>
+                    <w:jc w:val="center"/>
+                  </w:pPr>
+                  <w:r>
+                    <w:rPr>
+                      <w:rFonts w:hint="eastAsia"/>
+                    </w:rPr>
+                    <w:t>final troff file</w:t>
+                  </w:r>
+                </w:p>
+                <w:p/>
+              </w:txbxContent>
+            </v:textbox>
+          </v:rect>
+        </w:pict>
+      </w:r>
+      <w:r>
+        <w:rPr>
+          <w:noProof/>
+        </w:rPr>
+        <w:pict>
+          <v:shape id="_x0000_s1037" type="#_x0000_t202" style="position:absolute;left:0;text-align:left;margin-left:126pt;margin-top:9.95pt;width:110.8pt;height:24.3pt;z-index:251665408" strokecolor="white [3212]">
+            <v:textbox>
+              <w:txbxContent>
+                <w:p>
+                  <w:r>
+                    <w:rPr>
+                      <w:rFonts w:hint="eastAsia"/>
+                    </w:rPr>
+                    <w:t>md2TroffTool.exe</w:t>
+                  </w:r>
+                </w:p>
+              </w:txbxContent>
+            </v:textbox>
+          </v:shape>
+        </w:pict>
+      </w:r>
     </w:p>
     <w:p>
       <w:pPr>
@@ -802,9 +840,6 @@
           <w:ilvl w:val="0"/>
           <w:numId w:val="9"/>
         </w:numPr>
-        <w:rPr>
-          <w:rFonts w:hint="eastAsia"/>
-        </w:rPr>
       </w:pPr>
       <w:r>
         <w:rPr>
@@ -822,9 +857,6 @@
           <w:numId w:val="21"/>
         </w:numPr>
         <w:ind w:firstLineChars="0"/>
-        <w:rPr>
-          <w:rFonts w:hint="eastAsia"/>
-        </w:rPr>
       </w:pPr>
       <w:r>
         <w:rPr>
@@ -892,12 +924,14 @@
       <w:r>
         <w:rPr>
           <w:rFonts w:hint="eastAsia"/>
+          <w:strike/>
         </w:rPr>
         <w:t>// TODO</w:t>
       </w:r>
       <w:r>
         <w:rPr>
           <w:rFonts w:hint="eastAsia"/>
+          <w:strike/>
         </w:rPr>
         <w:t>：删除工具</w:t>
       </w:r>
@@ -910,15 +944,18 @@
           <w:numId w:val="21"/>
         </w:numPr>
         <w:ind w:firstLineChars="0"/>
-        <w:rPr>
-          <w:rFonts w:hint="eastAsia"/>
-        </w:rPr>
-      </w:pPr>
-      <w:r>
-        <w:rPr>
-          <w:rFonts w:hint="eastAsia"/>
-        </w:rPr>
-        <w:t>md2md.exe</w:t>
+      </w:pPr>
+      <w:r>
+        <w:rPr>
+          <w:rFonts w:hint="eastAsia"/>
+        </w:rPr>
+        <w:t>md2TroffTool</w:t>
+      </w:r>
+      <w:r>
+        <w:rPr>
+          <w:rFonts w:hint="eastAsia"/>
+        </w:rPr>
+        <w:t>.exe</w:t>
       </w:r>
       <w:r>
         <w:rPr>
@@ -943,9 +980,6 @@
       <w:pPr>
         <w:pStyle w:val="ListParagraph"/>
         <w:ind w:left="360" w:firstLineChars="0" w:firstLine="0"/>
-        <w:rPr>
-          <w:rFonts w:hint="eastAsia"/>
-        </w:rPr>
       </w:pPr>
       <w:r>
         <w:t>E:\sequoiadb\doc\tools\md2mdConvertor\sundown-master</w:t>
@@ -984,7 +1018,13 @@
         <w:rPr>
           <w:rFonts w:hint="eastAsia"/>
         </w:rPr>
-        <w:t>md2md.exe</w:t>
+        <w:t>md2TroffTool</w:t>
+      </w:r>
+      <w:r>
+        <w:rPr>
+          <w:rFonts w:hint="eastAsia"/>
+        </w:rPr>
+        <w:t>.exe</w:t>
       </w:r>
       <w:r>
         <w:rPr>
@@ -1018,156 +1058,113 @@
         </w:rPr>
       </w:pPr>
       <w:r>
-        <w:rPr>
-          <w:rFonts w:hint="eastAsia"/>
-        </w:rPr>
-        <w:t>以在</w:t>
-      </w:r>
-      <w:r>
-        <w:rPr>
-          <w:rFonts w:hint="eastAsia"/>
-        </w:rPr>
-        <w:t>windows</w:t>
-      </w:r>
-      <w:r>
-        <w:rPr>
-          <w:rFonts w:hint="eastAsia"/>
-        </w:rPr>
-        <w:t>生成</w:t>
-      </w:r>
-      <w:r>
-        <w:rPr>
-          <w:rFonts w:hint="eastAsia"/>
-        </w:rPr>
+        <w:t>W</w:t>
+      </w:r>
+      <w:r>
+        <w:rPr>
+          <w:rFonts w:hint="eastAsia"/>
+        </w:rPr>
+        <w:t xml:space="preserve">indows </w:t>
+      </w:r>
+      <w:r>
+        <w:rPr>
+          <w:rFonts w:hint="eastAsia"/>
+        </w:rPr>
+        <w:t>批处理脚本</w:t>
+      </w:r>
+      <w:r>
+        <w:t>md2TroffTool_single.bat</w:t>
+      </w:r>
+      <w:r>
+        <w:rPr>
+          <w:rFonts w:hint="eastAsia"/>
+        </w:rPr>
+        <w:t>封装了整个转换过程所需的命令，该脚本依赖</w:t>
+      </w:r>
+      <w:r>
+        <w:rPr>
+          <w:rFonts w:hint="eastAsia"/>
+        </w:rPr>
+        <w:t>md2TroffTool.exe</w:t>
+      </w:r>
+      <w:r>
+        <w:rPr>
+          <w:rFonts w:hint="eastAsia"/>
+        </w:rPr>
+        <w:t>及</w:t>
+      </w:r>
+      <w:r>
+        <w:rPr>
+          <w:rFonts w:hint="eastAsia"/>
+        </w:rPr>
+        <w:t>pandoc</w:t>
+      </w:r>
+      <w:r>
+        <w:rPr>
+          <w:rFonts w:hint="eastAsia"/>
+        </w:rPr>
+        <w:t>。</w:t>
+      </w:r>
+    </w:p>
+    <w:p>
+      <w:r>
+        <w:rPr>
+          <w:rFonts w:hint="eastAsia"/>
+        </w:rPr>
+        <w:t>脚本运行如下：</w:t>
+      </w:r>
+    </w:p>
+    <w:p>
+      <w:r>
+        <w:t>md2TroffTool_single.bat</w:t>
+      </w:r>
+      <w:r>
+        <w:rPr>
+          <w:rFonts w:hint="eastAsia"/>
+        </w:rPr>
+        <w:t xml:space="preserve">  </w:t>
+      </w:r>
+      <w:r>
+        <w:t>-</w:t>
+      </w:r>
+      <w:r>
+        <w:rPr>
+          <w:rFonts w:hint="eastAsia"/>
+        </w:rPr>
+        <w:t xml:space="preserve">i </w:t>
+      </w:r>
+      <w:r>
+        <w:t xml:space="preserve"> </w:t>
+      </w:r>
+      <w:r>
+        <w:t>createCL_ch</w:t>
+      </w:r>
+      <w:r>
+        <w:t>.md</w:t>
+      </w:r>
+      <w:r>
+        <w:rPr>
+          <w:rFonts w:hint="eastAsia"/>
+        </w:rPr>
+        <w:t xml:space="preserve"> </w:t>
+      </w:r>
+      <w:r>
+        <w:t xml:space="preserve"> -o</w:t>
+      </w:r>
+      <w:r>
+        <w:rPr>
+          <w:rFonts w:hint="eastAsia"/>
+        </w:rPr>
+        <w:t xml:space="preserve"> </w:t>
+      </w:r>
+      <w:r>
+        <w:t xml:space="preserve"> </w:t>
+      </w:r>
+      <w:r>
+        <w:t>createCL_ch</w:t>
+      </w:r>
+      <w:r>
         <w:t>.troff</w:t>
-      </w:r>
-      <w:r>
-        <w:rPr>
-          <w:rFonts w:hint="eastAsia"/>
-        </w:rPr>
-        <w:t>文件为例。</w:t>
-      </w:r>
-    </w:p>
-    <w:p>
-      <w:pPr>
-        <w:rPr>
-          <w:rFonts w:hint="eastAsia"/>
-        </w:rPr>
-      </w:pPr>
-      <w:r>
-        <w:rPr>
-          <w:rFonts w:hint="eastAsia"/>
-        </w:rPr>
-        <w:t>1</w:t>
-      </w:r>
-      <w:r>
-        <w:rPr>
-          <w:rFonts w:hint="eastAsia"/>
-        </w:rPr>
-        <w:t>、</w:t>
-      </w:r>
-      <w:r>
-        <w:rPr>
-          <w:rFonts w:hint="eastAsia"/>
-        </w:rPr>
-        <w:t>github's markdown</w:t>
-      </w:r>
-      <w:r>
-        <w:rPr>
-          <w:rFonts w:hint="eastAsia"/>
-        </w:rPr>
-        <w:t>转</w:t>
-      </w:r>
-      <w:r>
-        <w:rPr>
-          <w:rFonts w:hint="eastAsia"/>
-        </w:rPr>
-        <w:t>pandoc's markdown</w:t>
-      </w:r>
-      <w:r>
-        <w:rPr>
-          <w:rFonts w:hint="eastAsia"/>
-        </w:rPr>
-        <w:t>：</w:t>
-      </w:r>
-    </w:p>
-    <w:p>
-      <w:r>
-        <w:t>md2md.exe -d -i src\query_gen.count_en.md -o dest\query_gen.count_en.md</w:t>
-      </w:r>
-    </w:p>
-    <w:p/>
-    <w:p>
-      <w:pPr>
-        <w:rPr>
-          <w:rFonts w:hint="eastAsia"/>
-        </w:rPr>
-      </w:pPr>
-      <w:r>
-        <w:rPr>
-          <w:rFonts w:hint="eastAsia"/>
-        </w:rPr>
-        <w:t>2</w:t>
-      </w:r>
-      <w:r>
-        <w:rPr>
-          <w:rFonts w:hint="eastAsia"/>
-        </w:rPr>
-        <w:t>、</w:t>
-      </w:r>
-      <w:r>
-        <w:rPr>
-          <w:rFonts w:hint="eastAsia"/>
-        </w:rPr>
-        <w:t>panddoc's markdown</w:t>
-      </w:r>
-      <w:r>
-        <w:rPr>
-          <w:rFonts w:hint="eastAsia"/>
-        </w:rPr>
-        <w:t>转</w:t>
-      </w:r>
-      <w:r>
-        <w:rPr>
-          <w:rFonts w:hint="eastAsia"/>
-        </w:rPr>
-        <w:t>manpage</w:t>
-      </w:r>
-    </w:p>
-    <w:p>
-      <w:pPr>
-        <w:rPr>
-          <w:rFonts w:hint="eastAsia"/>
-        </w:rPr>
-      </w:pPr>
-      <w:r>
-        <w:t>pandoc –s --from=markdown --to=man --output=manual\query_gen.count_en.troff dest\query_gen.count_en.md</w:t>
-      </w:r>
-    </w:p>
-    <w:p>
-      <w:pPr>
-        <w:rPr>
-          <w:rFonts w:hint="eastAsia"/>
-        </w:rPr>
-      </w:pPr>
-    </w:p>
-    <w:p>
-      <w:pPr>
-        <w:rPr>
-          <w:rFonts w:hint="eastAsia"/>
-        </w:rPr>
-      </w:pPr>
-      <w:r>
-        <w:rPr>
-          <w:rFonts w:hint="eastAsia"/>
-        </w:rPr>
-        <w:t xml:space="preserve">// TODO: </w:t>
-      </w:r>
-      <w:r>
-        <w:rPr>
-          <w:rFonts w:hint="eastAsia"/>
-        </w:rPr>
-        <w:t>一体化</w:t>
       </w:r>
     </w:p>
     <w:p>
@@ -1177,9 +1174,945 @@
           <w:ilvl w:val="0"/>
           <w:numId w:val="9"/>
         </w:numPr>
-        <w:rPr>
-          <w:rFonts w:hint="eastAsia"/>
-        </w:rPr>
+      </w:pPr>
+      <w:r>
+        <w:t>M</w:t>
+      </w:r>
+      <w:r>
+        <w:rPr>
+          <w:rFonts w:hint="eastAsia"/>
+        </w:rPr>
+        <w:t>arkdown</w:t>
+      </w:r>
+      <w:r>
+        <w:rPr>
+          <w:rFonts w:hint="eastAsia"/>
+        </w:rPr>
+        <w:t>语法支持度</w:t>
+      </w:r>
+    </w:p>
+    <w:tbl>
+      <w:tblPr>
+        <w:tblStyle w:val="TableGrid"/>
+        <w:tblW w:w="0" w:type="auto"/>
+        <w:tblLook w:val="04A0"/>
+      </w:tblPr>
+      <w:tblGrid>
+        <w:gridCol w:w="675"/>
+        <w:gridCol w:w="993"/>
+        <w:gridCol w:w="1275"/>
+        <w:gridCol w:w="5579"/>
+      </w:tblGrid>
+      <w:tr>
+        <w:tc>
+          <w:tcPr>
+            <w:tcW w:w="675" w:type="dxa"/>
+          </w:tcPr>
+          <w:p>
+            <w:r>
+              <w:rPr>
+                <w:rFonts w:hint="eastAsia"/>
+              </w:rPr>
+              <w:t>序号</w:t>
+            </w:r>
+          </w:p>
+        </w:tc>
+        <w:tc>
+          <w:tcPr>
+            <w:tcW w:w="993" w:type="dxa"/>
+          </w:tcPr>
+          <w:p>
+            <w:r>
+              <w:rPr>
+                <w:rFonts w:hint="eastAsia"/>
+              </w:rPr>
+              <w:t>类型</w:t>
+            </w:r>
+          </w:p>
+        </w:tc>
+        <w:tc>
+          <w:tcPr>
+            <w:tcW w:w="1275" w:type="dxa"/>
+          </w:tcPr>
+          <w:p>
+            <w:r>
+              <w:rPr>
+                <w:rFonts w:hint="eastAsia"/>
+              </w:rPr>
+              <w:t>支持情况</w:t>
+            </w:r>
+          </w:p>
+        </w:tc>
+        <w:tc>
+          <w:tcPr>
+            <w:tcW w:w="5579" w:type="dxa"/>
+          </w:tcPr>
+          <w:p>
+            <w:r>
+              <w:rPr>
+                <w:rFonts w:hint="eastAsia"/>
+              </w:rPr>
+              <w:t>备注</w:t>
+            </w:r>
+          </w:p>
+        </w:tc>
+      </w:tr>
+      <w:tr>
+        <w:tc>
+          <w:tcPr>
+            <w:tcW w:w="675" w:type="dxa"/>
+          </w:tcPr>
+          <w:p>
+            <w:r>
+              <w:rPr>
+                <w:rFonts w:hint="eastAsia"/>
+              </w:rPr>
+              <w:t>1</w:t>
+            </w:r>
+          </w:p>
+        </w:tc>
+        <w:tc>
+          <w:tcPr>
+            <w:tcW w:w="993" w:type="dxa"/>
+          </w:tcPr>
+          <w:p>
+            <w:r>
+              <w:rPr>
+                <w:rFonts w:hint="eastAsia"/>
+              </w:rPr>
+              <w:t>标题</w:t>
+            </w:r>
+          </w:p>
+        </w:tc>
+        <w:tc>
+          <w:tcPr>
+            <w:tcW w:w="1275" w:type="dxa"/>
+          </w:tcPr>
+          <w:p>
+            <w:r>
+              <w:rPr>
+                <w:rFonts w:hint="eastAsia"/>
+              </w:rPr>
+              <w:t>Y</w:t>
+            </w:r>
+          </w:p>
+        </w:tc>
+        <w:tc>
+          <w:tcPr>
+            <w:tcW w:w="5579" w:type="dxa"/>
+          </w:tcPr>
+          <w:p>
+            <w:r>
+              <w:rPr>
+                <w:rFonts w:hint="eastAsia"/>
+              </w:rPr>
+              <w:t>为了在</w:t>
+            </w:r>
+            <w:r>
+              <w:rPr>
+                <w:rFonts w:hint="eastAsia"/>
+              </w:rPr>
+              <w:t>manpage</w:t>
+            </w:r>
+            <w:r>
+              <w:rPr>
+                <w:rFonts w:hint="eastAsia"/>
+              </w:rPr>
+              <w:t>中显示更合理，</w:t>
+            </w:r>
+            <w:r>
+              <w:rPr>
+                <w:rFonts w:hint="eastAsia"/>
+              </w:rPr>
+              <w:t>md2md.exe</w:t>
+            </w:r>
+            <w:r>
+              <w:rPr>
+                <w:rFonts w:hint="eastAsia"/>
+              </w:rPr>
+              <w:t>工具会将二级标题转为一级标题，将三级标题转为二级标题，以此类推。</w:t>
+            </w:r>
+            <w:r>
+              <w:rPr>
+                <w:rFonts w:hint="eastAsia"/>
+              </w:rPr>
+              <w:t>源</w:t>
+            </w:r>
+            <w:r>
+              <w:rPr>
+                <w:rFonts w:hint="eastAsia"/>
+              </w:rPr>
+              <w:t>markdown</w:t>
+            </w:r>
+            <w:r>
+              <w:rPr>
+                <w:rFonts w:hint="eastAsia"/>
+              </w:rPr>
+              <w:t>文件支持最多</w:t>
+            </w:r>
+            <w:r>
+              <w:rPr>
+                <w:rFonts w:hint="eastAsia"/>
+              </w:rPr>
+              <w:t>6</w:t>
+            </w:r>
+            <w:r>
+              <w:rPr>
+                <w:rFonts w:hint="eastAsia"/>
+              </w:rPr>
+              <w:t>级标题。</w:t>
+            </w:r>
+          </w:p>
+        </w:tc>
+      </w:tr>
+      <w:tr>
+        <w:tc>
+          <w:tcPr>
+            <w:tcW w:w="675" w:type="dxa"/>
+          </w:tcPr>
+          <w:p>
+            <w:r>
+              <w:rPr>
+                <w:rFonts w:hint="eastAsia"/>
+              </w:rPr>
+              <w:t>2</w:t>
+            </w:r>
+          </w:p>
+        </w:tc>
+        <w:tc>
+          <w:tcPr>
+            <w:tcW w:w="993" w:type="dxa"/>
+          </w:tcPr>
+          <w:p>
+            <w:r>
+              <w:rPr>
+                <w:rFonts w:hint="eastAsia"/>
+              </w:rPr>
+              <w:t>区块引用</w:t>
+            </w:r>
+          </w:p>
+        </w:tc>
+        <w:tc>
+          <w:tcPr>
+            <w:tcW w:w="1275" w:type="dxa"/>
+          </w:tcPr>
+          <w:p>
+            <w:r>
+              <w:rPr>
+                <w:rFonts w:hint="eastAsia"/>
+              </w:rPr>
+              <w:t>Y</w:t>
+            </w:r>
+          </w:p>
+        </w:tc>
+        <w:tc>
+          <w:tcPr>
+            <w:tcW w:w="5579" w:type="dxa"/>
+          </w:tcPr>
+          <w:p>
+            <w:pPr>
+              <w:rPr>
+                <w:color w:val="FF0000"/>
+              </w:rPr>
+            </w:pPr>
+            <w:r>
+              <w:rPr>
+                <w:rFonts w:hint="eastAsia"/>
+                <w:color w:val="FF0000"/>
+              </w:rPr>
+              <w:t>样式需调整才能与预期的一致。</w:t>
+            </w:r>
+          </w:p>
+        </w:tc>
+      </w:tr>
+      <w:tr>
+        <w:tc>
+          <w:tcPr>
+            <w:tcW w:w="675" w:type="dxa"/>
+          </w:tcPr>
+          <w:p>
+            <w:pPr>
+              <w:rPr>
+                <w:color w:val="FF0000"/>
+              </w:rPr>
+            </w:pPr>
+            <w:r>
+              <w:rPr>
+                <w:rFonts w:hint="eastAsia"/>
+                <w:color w:val="FF0000"/>
+              </w:rPr>
+              <w:t>3</w:t>
+            </w:r>
+          </w:p>
+        </w:tc>
+        <w:tc>
+          <w:tcPr>
+            <w:tcW w:w="993" w:type="dxa"/>
+          </w:tcPr>
+          <w:p>
+            <w:pPr>
+              <w:rPr>
+                <w:color w:val="FF0000"/>
+              </w:rPr>
+            </w:pPr>
+            <w:r>
+              <w:rPr>
+                <w:rFonts w:hint="eastAsia"/>
+                <w:color w:val="FF0000"/>
+              </w:rPr>
+              <w:t>列表</w:t>
+            </w:r>
+          </w:p>
+        </w:tc>
+        <w:tc>
+          <w:tcPr>
+            <w:tcW w:w="1275" w:type="dxa"/>
+          </w:tcPr>
+          <w:p>
+            <w:pPr>
+              <w:rPr>
+                <w:color w:val="FF0000"/>
+              </w:rPr>
+            </w:pPr>
+          </w:p>
+        </w:tc>
+        <w:tc>
+          <w:tcPr>
+            <w:tcW w:w="5579" w:type="dxa"/>
+          </w:tcPr>
+          <w:p>
+            <w:pPr>
+              <w:rPr>
+                <w:color w:val="FF0000"/>
+              </w:rPr>
+            </w:pPr>
+            <w:r>
+              <w:rPr>
+                <w:rFonts w:hint="eastAsia"/>
+                <w:color w:val="FF0000"/>
+              </w:rPr>
+              <w:t>简单的列表支持；</w:t>
+            </w:r>
+            <w:r>
+              <w:rPr>
+                <w:rFonts w:hint="eastAsia"/>
+                <w:color w:val="FF0000"/>
+              </w:rPr>
+              <w:t>嵌套的不能完美</w:t>
+            </w:r>
+            <w:r>
+              <w:rPr>
+                <w:rFonts w:hint="eastAsia"/>
+                <w:color w:val="FF0000"/>
+              </w:rPr>
+              <w:t>支持。</w:t>
+            </w:r>
+          </w:p>
+        </w:tc>
+      </w:tr>
+      <w:tr>
+        <w:tc>
+          <w:tcPr>
+            <w:tcW w:w="675" w:type="dxa"/>
+          </w:tcPr>
+          <w:p>
+            <w:r>
+              <w:rPr>
+                <w:rFonts w:hint="eastAsia"/>
+              </w:rPr>
+              <w:t>4</w:t>
+            </w:r>
+          </w:p>
+        </w:tc>
+        <w:tc>
+          <w:tcPr>
+            <w:tcW w:w="993" w:type="dxa"/>
+          </w:tcPr>
+          <w:p>
+            <w:r>
+              <w:rPr>
+                <w:rFonts w:hint="eastAsia"/>
+              </w:rPr>
+              <w:t>图片</w:t>
+            </w:r>
+          </w:p>
+        </w:tc>
+        <w:tc>
+          <w:tcPr>
+            <w:tcW w:w="1275" w:type="dxa"/>
+          </w:tcPr>
+          <w:p>
+            <w:r>
+              <w:rPr>
+                <w:rFonts w:hint="eastAsia"/>
+              </w:rPr>
+              <w:t>N</w:t>
+            </w:r>
+          </w:p>
+        </w:tc>
+        <w:tc>
+          <w:tcPr>
+            <w:tcW w:w="5579" w:type="dxa"/>
+          </w:tcPr>
+          <w:p>
+            <w:r>
+              <w:rPr>
+                <w:rFonts w:hint="eastAsia"/>
+              </w:rPr>
+              <w:t>可过滤。</w:t>
+            </w:r>
+          </w:p>
+        </w:tc>
+      </w:tr>
+      <w:tr>
+        <w:tc>
+          <w:tcPr>
+            <w:tcW w:w="675" w:type="dxa"/>
+          </w:tcPr>
+          <w:p>
+            <w:r>
+              <w:rPr>
+                <w:rFonts w:hint="eastAsia"/>
+              </w:rPr>
+              <w:t>5</w:t>
+            </w:r>
+          </w:p>
+        </w:tc>
+        <w:tc>
+          <w:tcPr>
+            <w:tcW w:w="993" w:type="dxa"/>
+          </w:tcPr>
+          <w:p>
+            <w:r>
+              <w:rPr>
+                <w:rFonts w:hint="eastAsia"/>
+              </w:rPr>
+              <w:t>文本换行</w:t>
+            </w:r>
+          </w:p>
+        </w:tc>
+        <w:tc>
+          <w:tcPr>
+            <w:tcW w:w="1275" w:type="dxa"/>
+          </w:tcPr>
+          <w:p>
+            <w:r>
+              <w:rPr>
+                <w:rFonts w:hint="eastAsia"/>
+              </w:rPr>
+              <w:t>Y</w:t>
+            </w:r>
+          </w:p>
+        </w:tc>
+        <w:tc>
+          <w:tcPr>
+            <w:tcW w:w="5579" w:type="dxa"/>
+          </w:tcPr>
+          <w:p/>
+        </w:tc>
+      </w:tr>
+      <w:tr>
+        <w:tc>
+          <w:tcPr>
+            <w:tcW w:w="675" w:type="dxa"/>
+          </w:tcPr>
+          <w:p>
+            <w:r>
+              <w:rPr>
+                <w:rFonts w:hint="eastAsia"/>
+              </w:rPr>
+              <w:t>6</w:t>
+            </w:r>
+          </w:p>
+        </w:tc>
+        <w:tc>
+          <w:tcPr>
+            <w:tcW w:w="993" w:type="dxa"/>
+          </w:tcPr>
+          <w:p>
+            <w:r>
+              <w:rPr>
+                <w:rFonts w:hint="eastAsia"/>
+              </w:rPr>
+              <w:t>链接</w:t>
+            </w:r>
+          </w:p>
+        </w:tc>
+        <w:tc>
+          <w:tcPr>
+            <w:tcW w:w="1275" w:type="dxa"/>
+          </w:tcPr>
+          <w:p>
+            <w:r>
+              <w:rPr>
+                <w:rFonts w:hint="eastAsia"/>
+              </w:rPr>
+              <w:t>N</w:t>
+            </w:r>
+          </w:p>
+        </w:tc>
+        <w:tc>
+          <w:tcPr>
+            <w:tcW w:w="5579" w:type="dxa"/>
+          </w:tcPr>
+          <w:p>
+            <w:r>
+              <w:rPr>
+                <w:rFonts w:hint="eastAsia"/>
+              </w:rPr>
+              <w:t>可过滤。</w:t>
+            </w:r>
+          </w:p>
+        </w:tc>
+      </w:tr>
+      <w:tr>
+        <w:tc>
+          <w:tcPr>
+            <w:tcW w:w="675" w:type="dxa"/>
+          </w:tcPr>
+          <w:p>
+            <w:r>
+              <w:rPr>
+                <w:rFonts w:hint="eastAsia"/>
+              </w:rPr>
+              <w:t>7</w:t>
+            </w:r>
+          </w:p>
+        </w:tc>
+        <w:tc>
+          <w:tcPr>
+            <w:tcW w:w="993" w:type="dxa"/>
+          </w:tcPr>
+          <w:p>
+            <w:r>
+              <w:rPr>
+                <w:rFonts w:hint="eastAsia"/>
+              </w:rPr>
+              <w:t>突出显示</w:t>
+            </w:r>
+          </w:p>
+        </w:tc>
+        <w:tc>
+          <w:tcPr>
+            <w:tcW w:w="1275" w:type="dxa"/>
+          </w:tcPr>
+          <w:p>
+            <w:r>
+              <w:rPr>
+                <w:rFonts w:hint="eastAsia"/>
+              </w:rPr>
+              <w:t>N</w:t>
+            </w:r>
+          </w:p>
+        </w:tc>
+        <w:tc>
+          <w:tcPr>
+            <w:tcW w:w="5579" w:type="dxa"/>
+          </w:tcPr>
+          <w:p>
+            <w:r>
+              <w:rPr>
+                <w:rFonts w:hint="eastAsia"/>
+              </w:rPr>
+              <w:t>可过滤。</w:t>
+            </w:r>
+          </w:p>
+        </w:tc>
+      </w:tr>
+      <w:tr>
+        <w:tc>
+          <w:tcPr>
+            <w:tcW w:w="675" w:type="dxa"/>
+          </w:tcPr>
+          <w:p>
+            <w:r>
+              <w:rPr>
+                <w:rFonts w:hint="eastAsia"/>
+              </w:rPr>
+              <w:t>8</w:t>
+            </w:r>
+          </w:p>
+        </w:tc>
+        <w:tc>
+          <w:tcPr>
+            <w:tcW w:w="993" w:type="dxa"/>
+          </w:tcPr>
+          <w:p>
+            <w:r>
+              <w:rPr>
+                <w:rFonts w:hint="eastAsia"/>
+              </w:rPr>
+              <w:t>代码</w:t>
+            </w:r>
+          </w:p>
+        </w:tc>
+        <w:tc>
+          <w:tcPr>
+            <w:tcW w:w="1275" w:type="dxa"/>
+          </w:tcPr>
+          <w:p>
+            <w:r>
+              <w:rPr>
+                <w:rFonts w:hint="eastAsia"/>
+              </w:rPr>
+              <w:t>Y</w:t>
+            </w:r>
+          </w:p>
+        </w:tc>
+        <w:tc>
+          <w:tcPr>
+            <w:tcW w:w="5579" w:type="dxa"/>
+          </w:tcPr>
+          <w:p>
+            <w:pPr>
+              <w:rPr>
+                <w:color w:val="FF0000"/>
+              </w:rPr>
+            </w:pPr>
+            <w:r>
+              <w:rPr>
+                <w:rFonts w:hint="eastAsia"/>
+                <w:color w:val="FF0000"/>
+              </w:rPr>
+              <w:t>样式需调整才能与预期的一致</w:t>
+            </w:r>
+            <w:r>
+              <w:rPr>
+                <w:rFonts w:hint="eastAsia"/>
+                <w:color w:val="FF0000"/>
+              </w:rPr>
+              <w:t>。</w:t>
+            </w:r>
+          </w:p>
+        </w:tc>
+      </w:tr>
+      <w:tr>
+        <w:tc>
+          <w:tcPr>
+            <w:tcW w:w="675" w:type="dxa"/>
+          </w:tcPr>
+          <w:p>
+            <w:pPr>
+              <w:rPr>
+                <w:color w:val="FF0000"/>
+              </w:rPr>
+            </w:pPr>
+            <w:r>
+              <w:rPr>
+                <w:rFonts w:hint="eastAsia"/>
+                <w:color w:val="FF0000"/>
+              </w:rPr>
+              <w:t>9</w:t>
+            </w:r>
+          </w:p>
+        </w:tc>
+        <w:tc>
+          <w:tcPr>
+            <w:tcW w:w="993" w:type="dxa"/>
+          </w:tcPr>
+          <w:p>
+            <w:pPr>
+              <w:rPr>
+                <w:color w:val="FF0000"/>
+              </w:rPr>
+            </w:pPr>
+            <w:r>
+              <w:rPr>
+                <w:rFonts w:hint="eastAsia"/>
+                <w:color w:val="FF0000"/>
+              </w:rPr>
+              <w:t>表格</w:t>
+            </w:r>
+          </w:p>
+        </w:tc>
+        <w:tc>
+          <w:tcPr>
+            <w:tcW w:w="1275" w:type="dxa"/>
+          </w:tcPr>
+          <w:p>
+            <w:pPr>
+              <w:rPr>
+                <w:color w:val="FF0000"/>
+              </w:rPr>
+            </w:pPr>
+            <w:r>
+              <w:rPr>
+                <w:rFonts w:hint="eastAsia"/>
+                <w:color w:val="FF0000"/>
+              </w:rPr>
+              <w:t>N</w:t>
+            </w:r>
+          </w:p>
+        </w:tc>
+        <w:tc>
+          <w:tcPr>
+            <w:tcW w:w="5579" w:type="dxa"/>
+          </w:tcPr>
+          <w:p>
+            <w:pPr>
+              <w:rPr>
+                <w:color w:val="FF0000"/>
+              </w:rPr>
+            </w:pPr>
+            <w:r>
+              <w:rPr>
+                <w:rFonts w:hint="eastAsia"/>
+                <w:color w:val="FF0000"/>
+              </w:rPr>
+              <w:t>不</w:t>
+            </w:r>
+            <w:r>
+              <w:rPr>
+                <w:rFonts w:hint="eastAsia"/>
+                <w:color w:val="FF0000"/>
+              </w:rPr>
+              <w:t>能友好地</w:t>
+            </w:r>
+            <w:r>
+              <w:rPr>
+                <w:rFonts w:hint="eastAsia"/>
+                <w:color w:val="FF0000"/>
+              </w:rPr>
+              <w:t>支持。需将表格转换为多级列表的方式显示。</w:t>
+            </w:r>
+          </w:p>
+        </w:tc>
+      </w:tr>
+      <w:tr>
+        <w:tc>
+          <w:tcPr>
+            <w:tcW w:w="675" w:type="dxa"/>
+          </w:tcPr>
+          <w:p>
+            <w:r>
+              <w:rPr>
+                <w:rFonts w:hint="eastAsia"/>
+              </w:rPr>
+              <w:t>10</w:t>
+            </w:r>
+          </w:p>
+        </w:tc>
+        <w:tc>
+          <w:tcPr>
+            <w:tcW w:w="993" w:type="dxa"/>
+          </w:tcPr>
+          <w:p>
+            <w:r>
+              <w:rPr>
+                <w:rFonts w:hint="eastAsia"/>
+              </w:rPr>
+              <w:t>删除</w:t>
+            </w:r>
+            <w:r>
+              <w:rPr>
+                <w:rFonts w:hint="eastAsia"/>
+              </w:rPr>
+              <w:t>线</w:t>
+            </w:r>
+          </w:p>
+        </w:tc>
+        <w:tc>
+          <w:tcPr>
+            <w:tcW w:w="1275" w:type="dxa"/>
+          </w:tcPr>
+          <w:p>
+            <w:r>
+              <w:rPr>
+                <w:rFonts w:hint="eastAsia"/>
+              </w:rPr>
+              <w:t>N</w:t>
+            </w:r>
+          </w:p>
+        </w:tc>
+        <w:tc>
+          <w:tcPr>
+            <w:tcW w:w="5579" w:type="dxa"/>
+          </w:tcPr>
+          <w:p>
+            <w:r>
+              <w:rPr>
+                <w:rFonts w:hint="eastAsia"/>
+              </w:rPr>
+              <w:t>可过滤。</w:t>
+            </w:r>
+          </w:p>
+        </w:tc>
+      </w:tr>
+      <w:tr>
+        <w:tc>
+          <w:tcPr>
+            <w:tcW w:w="675" w:type="dxa"/>
+          </w:tcPr>
+          <w:p>
+            <w:r>
+              <w:rPr>
+                <w:rFonts w:hint="eastAsia"/>
+              </w:rPr>
+              <w:t>11</w:t>
+            </w:r>
+          </w:p>
+        </w:tc>
+        <w:tc>
+          <w:tcPr>
+            <w:tcW w:w="993" w:type="dxa"/>
+          </w:tcPr>
+          <w:p>
+            <w:r>
+              <w:rPr>
+                <w:rFonts w:hint="eastAsia"/>
+              </w:rPr>
+              <w:t>转义字符</w:t>
+            </w:r>
+          </w:p>
+        </w:tc>
+        <w:tc>
+          <w:tcPr>
+            <w:tcW w:w="1275" w:type="dxa"/>
+          </w:tcPr>
+          <w:p>
+            <w:r>
+              <w:rPr>
+                <w:rFonts w:hint="eastAsia"/>
+              </w:rPr>
+              <w:t>Y</w:t>
+            </w:r>
+          </w:p>
+        </w:tc>
+        <w:tc>
+          <w:tcPr>
+            <w:tcW w:w="5579" w:type="dxa"/>
+          </w:tcPr>
+          <w:p/>
+        </w:tc>
+      </w:tr>
+      <w:tr>
+        <w:tc>
+          <w:tcPr>
+            <w:tcW w:w="675" w:type="dxa"/>
+          </w:tcPr>
+          <w:p/>
+        </w:tc>
+        <w:tc>
+          <w:tcPr>
+            <w:tcW w:w="993" w:type="dxa"/>
+          </w:tcPr>
+          <w:p/>
+        </w:tc>
+        <w:tc>
+          <w:tcPr>
+            <w:tcW w:w="1275" w:type="dxa"/>
+          </w:tcPr>
+          <w:p/>
+        </w:tc>
+        <w:tc>
+          <w:tcPr>
+            <w:tcW w:w="5579" w:type="dxa"/>
+          </w:tcPr>
+          <w:p/>
+        </w:tc>
+      </w:tr>
+    </w:tbl>
+    <w:p/>
+    <w:p>
+      <w:pPr>
+        <w:pStyle w:val="Heading2"/>
+        <w:numPr>
+          <w:ilvl w:val="0"/>
+          <w:numId w:val="9"/>
+        </w:numPr>
+      </w:pPr>
+      <w:r>
+        <w:t>M</w:t>
+      </w:r>
+      <w:r>
+        <w:rPr>
+          <w:rFonts w:hint="eastAsia"/>
+        </w:rPr>
+        <w:t>arkdown</w:t>
+      </w:r>
+      <w:r>
+        <w:rPr>
+          <w:rFonts w:hint="eastAsia"/>
+        </w:rPr>
+        <w:t>语法</w:t>
+      </w:r>
+      <w:r>
+        <w:rPr>
+          <w:rFonts w:hint="eastAsia"/>
+        </w:rPr>
+        <w:t>注意</w:t>
+      </w:r>
+    </w:p>
+    <w:p>
+      <w:r>
+        <w:rPr>
+          <w:rFonts w:hint="eastAsia"/>
+        </w:rPr>
+        <w:t>// TODO:</w:t>
+      </w:r>
+    </w:p>
+    <w:p>
+      <w:pPr>
+        <w:pStyle w:val="ListParagraph"/>
+        <w:numPr>
+          <w:ilvl w:val="0"/>
+          <w:numId w:val="26"/>
+        </w:numPr>
+        <w:ind w:firstLineChars="0"/>
+      </w:pPr>
+      <w:r>
+        <w:rPr>
+          <w:rFonts w:hint="eastAsia"/>
+        </w:rPr>
+        <w:lastRenderedPageBreak/>
+        <w:t>段落</w:t>
+      </w:r>
+    </w:p>
+    <w:p>
+      <w:pPr>
+        <w:pStyle w:val="ListParagraph"/>
+        <w:numPr>
+          <w:ilvl w:val="0"/>
+          <w:numId w:val="26"/>
+        </w:numPr>
+        <w:ind w:firstLineChars="0"/>
+      </w:pPr>
+      <w:r>
+        <w:rPr>
+          <w:rFonts w:hint="eastAsia"/>
+        </w:rPr>
+        <w:t>嵌套列表</w:t>
+      </w:r>
+    </w:p>
+    <w:p>
+      <w:pPr>
+        <w:pStyle w:val="ListParagraph"/>
+        <w:ind w:left="360" w:firstLineChars="0" w:firstLine="0"/>
+      </w:pPr>
+    </w:p>
+    <w:p>
+      <w:pPr>
+        <w:pStyle w:val="ListParagraph"/>
+        <w:numPr>
+          <w:ilvl w:val="0"/>
+          <w:numId w:val="26"/>
+        </w:numPr>
+        <w:ind w:firstLineChars="0"/>
+      </w:pPr>
+      <w:r>
+        <w:rPr>
+          <w:rFonts w:hint="eastAsia"/>
+        </w:rPr>
+        <w:t>代码块</w:t>
+      </w:r>
+    </w:p>
+    <w:p>
+      <w:pPr>
+        <w:pStyle w:val="Heading2"/>
+        <w:numPr>
+          <w:ilvl w:val="0"/>
+          <w:numId w:val="9"/>
+        </w:numPr>
       </w:pPr>
       <w:r>
         <w:rPr>
@@ -1196,9 +2129,6 @@
           <w:numId w:val="22"/>
         </w:numPr>
         <w:ind w:firstLineChars="0"/>
-        <w:rPr>
-          <w:rFonts w:hint="eastAsia"/>
-        </w:rPr>
       </w:pPr>
       <w:r>
         <w:rPr>
@@ -1239,9 +2169,6 @@
           <w:numId w:val="23"/>
         </w:numPr>
         <w:ind w:firstLineChars="0"/>
-        <w:rPr>
-          <w:rFonts w:hint="eastAsia"/>
-        </w:rPr>
       </w:pPr>
       <w:r>
         <w:rPr>
@@ -1281,9 +2208,6 @@
       <w:pPr>
         <w:pStyle w:val="ListParagraph"/>
         <w:ind w:left="720" w:firstLineChars="0" w:firstLine="0"/>
-        <w:rPr>
-          <w:rFonts w:hint="eastAsia"/>
-        </w:rPr>
       </w:pPr>
       <w:r>
         <w:t>createCL - create a new collection.</w:t>
@@ -1297,9 +2221,6 @@
           <w:numId w:val="23"/>
         </w:numPr>
         <w:ind w:firstLineChars="0"/>
-        <w:rPr>
-          <w:rFonts w:hint="eastAsia"/>
-        </w:rPr>
       </w:pPr>
       <w:r>
         <w:rPr>
@@ -1357,9 +2278,6 @@
       <w:pPr>
         <w:pStyle w:val="ListParagraph"/>
         <w:ind w:left="720" w:firstLineChars="0" w:firstLine="0"/>
-        <w:rPr>
-          <w:rFonts w:hint="eastAsia"/>
-        </w:rPr>
       </w:pPr>
       <w:r>
         <w:t>a collection space.</w:t>
@@ -1369,17 +2287,9 @@
       <w:pPr>
         <w:pStyle w:val="ListParagraph"/>
         <w:ind w:left="720" w:firstLineChars="0" w:firstLine="0"/>
-        <w:rPr>
-          <w:rFonts w:hint="eastAsia"/>
-        </w:rPr>
-      </w:pPr>
-    </w:p>
-    <w:p>
-      <w:pPr>
-        <w:rPr>
-          <w:rFonts w:hint="eastAsia"/>
-        </w:rPr>
-      </w:pPr>
+      </w:pPr>
+    </w:p>
+    <w:p>
       <w:r>
         <w:rPr>
           <w:rFonts w:hint="eastAsia"/>
@@ -1412,11 +2322,6 @@
       </w:r>
     </w:p>
     <w:p>
-      <w:pPr>
-        <w:rPr>
-          <w:rFonts w:hint="eastAsia"/>
-        </w:rPr>
-      </w:pPr>
       <w:r>
         <w:rPr>
           <w:rFonts w:hint="eastAsia"/>
@@ -1454,13 +2359,7 @@
         <w:t>源文件。</w:t>
       </w:r>
     </w:p>
-    <w:p>
-      <w:pPr>
-        <w:rPr>
-          <w:rFonts w:hint="eastAsia"/>
-        </w:rPr>
-      </w:pPr>
-    </w:p>
+    <w:p/>
     <w:p>
       <w:pPr>
         <w:pStyle w:val="Heading2"/>
@@ -1468,9 +2367,6 @@
           <w:ilvl w:val="0"/>
           <w:numId w:val="9"/>
         </w:numPr>
-        <w:rPr>
-          <w:rFonts w:hint="eastAsia"/>
-        </w:rPr>
       </w:pPr>
       <w:r>
         <w:rPr>
@@ -1487,9 +2383,6 @@
           <w:numId w:val="24"/>
         </w:numPr>
         <w:ind w:firstLineChars="0"/>
-        <w:rPr>
-          <w:rFonts w:hint="eastAsia"/>
-        </w:rPr>
       </w:pPr>
       <w:r>
         <w:rPr>
@@ -1518,9 +2411,6 @@
           <w:numId w:val="25"/>
         </w:numPr>
         <w:ind w:firstLineChars="0"/>
-        <w:rPr>
-          <w:rFonts w:hint="eastAsia"/>
-        </w:rPr>
       </w:pPr>
       <w:r>
         <w:rPr>
@@ -1549,15 +2439,11 @@
           <w:numId w:val="25"/>
         </w:numPr>
         <w:ind w:firstLineChars="0"/>
-        <w:rPr>
-          <w:rFonts w:hint="eastAsia"/>
-        </w:rPr>
-      </w:pPr>
-      <w:r>
-        <w:rPr>
-          <w:rFonts w:hint="eastAsia"/>
-        </w:rPr>
-        <w:lastRenderedPageBreak/>
+      </w:pPr>
+      <w:r>
+        <w:rPr>
+          <w:rFonts w:hint="eastAsia"/>
+        </w:rPr>
         <w:t>尽可能使用列表的方式来表示缩进。</w:t>
       </w:r>
     </w:p>
@@ -1569,9 +2455,6 @@
           <w:numId w:val="24"/>
         </w:numPr>
         <w:ind w:firstLineChars="0"/>
-        <w:rPr>
-          <w:rFonts w:hint="eastAsia"/>
-        </w:rPr>
       </w:pPr>
       <w:r>
         <w:rPr>
@@ -1588,9 +2471,6 @@
           <w:numId w:val="24"/>
         </w:numPr>
         <w:ind w:firstLineChars="0"/>
-        <w:rPr>
-          <w:rFonts w:hint="eastAsia"/>
-        </w:rPr>
       </w:pPr>
       <w:r>
         <w:rPr>
@@ -3579,6 +4459,95 @@
     </w:lvl>
   </w:abstractNum>
   <w:abstractNum w:abstractNumId="21">
+    <w:nsid w:val="6BBB2A00"/>
+    <w:multiLevelType w:val="hybridMultilevel"/>
+    <w:tmpl w:val="135C0622"/>
+    <w:lvl w:ilvl="0" w:tplc="2D4E782E">
+      <w:start w:val="1"/>
+      <w:numFmt w:val="decimal"/>
+      <w:lvlText w:val="%1）"/>
+      <w:lvlJc w:val="left"/>
+      <w:pPr>
+        <w:ind w:left="360" w:hanging="360"/>
+      </w:pPr>
+      <w:rPr>
+        <w:rFonts w:hint="default"/>
+      </w:rPr>
+    </w:lvl>
+    <w:lvl w:ilvl="1" w:tplc="04090019" w:tentative="1">
+      <w:start w:val="1"/>
+      <w:numFmt w:val="lowerLetter"/>
+      <w:lvlText w:val="%2)"/>
+      <w:lvlJc w:val="left"/>
+      <w:pPr>
+        <w:ind w:left="840" w:hanging="420"/>
+      </w:pPr>
+    </w:lvl>
+    <w:lvl w:ilvl="2" w:tplc="0409001B" w:tentative="1">
+      <w:start w:val="1"/>
+      <w:numFmt w:val="lowerRoman"/>
+      <w:lvlText w:val="%3."/>
+      <w:lvlJc w:val="right"/>
+      <w:pPr>
+        <w:ind w:left="1260" w:hanging="420"/>
+      </w:pPr>
+    </w:lvl>
+    <w:lvl w:ilvl="3" w:tplc="0409000F" w:tentative="1">
+      <w:start w:val="1"/>
+      <w:numFmt w:val="decimal"/>
+      <w:lvlText w:val="%4."/>
+      <w:lvlJc w:val="left"/>
+      <w:pPr>
+        <w:ind w:left="1680" w:hanging="420"/>
+      </w:pPr>
+    </w:lvl>
+    <w:lvl w:ilvl="4" w:tplc="04090019" w:tentative="1">
+      <w:start w:val="1"/>
+      <w:numFmt w:val="lowerLetter"/>
+      <w:lvlText w:val="%5)"/>
+      <w:lvlJc w:val="left"/>
+      <w:pPr>
+        <w:ind w:left="2100" w:hanging="420"/>
+      </w:pPr>
+    </w:lvl>
+    <w:lvl w:ilvl="5" w:tplc="0409001B" w:tentative="1">
+      <w:start w:val="1"/>
+      <w:numFmt w:val="lowerRoman"/>
+      <w:lvlText w:val="%6."/>
+      <w:lvlJc w:val="right"/>
+      <w:pPr>
+        <w:ind w:left="2520" w:hanging="420"/>
+      </w:pPr>
+    </w:lvl>
+    <w:lvl w:ilvl="6" w:tplc="0409000F" w:tentative="1">
+      <w:start w:val="1"/>
+      <w:numFmt w:val="decimal"/>
+      <w:lvlText w:val="%7."/>
+      <w:lvlJc w:val="left"/>
+      <w:pPr>
+        <w:ind w:left="2940" w:hanging="420"/>
+      </w:pPr>
+    </w:lvl>
+    <w:lvl w:ilvl="7" w:tplc="04090019" w:tentative="1">
+      <w:start w:val="1"/>
+      <w:numFmt w:val="lowerLetter"/>
+      <w:lvlText w:val="%8)"/>
+      <w:lvlJc w:val="left"/>
+      <w:pPr>
+        <w:ind w:left="3360" w:hanging="420"/>
+      </w:pPr>
+    </w:lvl>
+    <w:lvl w:ilvl="8" w:tplc="0409001B" w:tentative="1">
+      <w:start w:val="1"/>
+      <w:numFmt w:val="lowerRoman"/>
+      <w:lvlText w:val="%9."/>
+      <w:lvlJc w:val="right"/>
+      <w:pPr>
+        <w:ind w:left="3780" w:hanging="420"/>
+      </w:pPr>
+    </w:lvl>
+  </w:abstractNum>
+  <w:abstractNum w:abstractNumId="22">
     <w:nsid w:val="6E080293"/>
     <w:multiLevelType w:val="hybridMultilevel"/>
     <w:tmpl w:val="E8E2D346"/>
@@ -3667,7 +4636,7 @@
       </w:pPr>
     </w:lvl>
   </w:abstractNum>
-  <w:abstractNum w:abstractNumId="22">
+  <w:abstractNum w:abstractNumId="23">
     <w:nsid w:val="6E591698"/>
     <w:multiLevelType w:val="hybridMultilevel"/>
     <w:tmpl w:val="875C56A2"/>
@@ -3756,7 +4725,7 @@
       </w:pPr>
     </w:lvl>
   </w:abstractNum>
-  <w:abstractNum w:abstractNumId="23">
+  <w:abstractNum w:abstractNumId="24">
     <w:nsid w:val="7500628C"/>
     <w:multiLevelType w:val="hybridMultilevel"/>
     <w:tmpl w:val="0AC0D10E"/>
@@ -3845,7 +4814,7 @@
       </w:pPr>
     </w:lvl>
   </w:abstractNum>
-  <w:abstractNum w:abstractNumId="24">
+  <w:abstractNum w:abstractNumId="25">
     <w:nsid w:val="77F711CD"/>
     <w:multiLevelType w:val="hybridMultilevel"/>
     <w:tmpl w:val="71043946"/>
@@ -3938,7 +4907,7 @@
     <w:abstractNumId w:val="6"/>
   </w:num>
   <w:num w:numId="2">
-    <w:abstractNumId w:val="23"/>
+    <w:abstractNumId w:val="24"/>
   </w:num>
   <w:num w:numId="3">
     <w:abstractNumId w:val="4"/>
@@ -3968,19 +4937,19 @@
     <w:abstractNumId w:val="19"/>
   </w:num>
   <w:num w:numId="12">
-    <w:abstractNumId w:val="24"/>
+    <w:abstractNumId w:val="25"/>
   </w:num>
   <w:num w:numId="13">
     <w:abstractNumId w:val="10"/>
   </w:num>
   <w:num w:numId="14">
-    <w:abstractNumId w:val="21"/>
+    <w:abstractNumId w:val="22"/>
   </w:num>
   <w:num w:numId="15">
     <w:abstractNumId w:val="5"/>
   </w:num>
   <w:num w:numId="16">
-    <w:abstractNumId w:val="22"/>
+    <w:abstractNumId w:val="23"/>
   </w:num>
   <w:num w:numId="17">
     <w:abstractNumId w:val="14"/>
@@ -4008,6 +4977,9 @@
   </w:num>
   <w:num w:numId="25">
     <w:abstractNumId w:val="1"/>
+  </w:num>
+  <w:num w:numId="26">
+    <w:abstractNumId w:val="21"/>
   </w:num>
 </w:numbering>
 </file>
@@ -4372,6 +5344,29 @@
       <w:szCs w:val="16"/>
     </w:rPr>
   </w:style>
+  <w:style w:type="table" w:styleId="TableGrid">
+    <w:name w:val="Table Grid"/>
+    <w:basedOn w:val="TableNormal"/>
+    <w:uiPriority w:val="59"/>
+    <w:rsid w:val="00582F3F"/>
+    <w:tblPr>
+      <w:tblInd w:w="0" w:type="dxa"/>
+      <w:tblBorders>
+        <w:top w:val="single" w:sz="4" w:space="0" w:color="000000" w:themeColor="text1"/>
+        <w:left w:val="single" w:sz="4" w:space="0" w:color="000000" w:themeColor="text1"/>
+        <w:bottom w:val="single" w:sz="4" w:space="0" w:color="000000" w:themeColor="text1"/>
+        <w:right w:val="single" w:sz="4" w:space="0" w:color="000000" w:themeColor="text1"/>
+        <w:insideH w:val="single" w:sz="4" w:space="0" w:color="000000" w:themeColor="text1"/>
+        <w:insideV w:val="single" w:sz="4" w:space="0" w:color="000000" w:themeColor="text1"/>
+      </w:tblBorders>
+      <w:tblCellMar>
+        <w:top w:w="0" w:type="dxa"/>
+        <w:left w:w="108" w:type="dxa"/>
+        <w:bottom w:w="0" w:type="dxa"/>
+        <w:right w:w="108" w:type="dxa"/>
+      </w:tblCellMar>
+    </w:tblPr>
+  </w:style>
 </w:styles>
 </file>
 
